--- a/data/generated_outputs/scanned_report_summary.docx
+++ b/data/generated_outputs/scanned_report_summary.docx
@@ -27,7 +27,7 @@
     <w:p/>
     <w:p>
       <w:r>
-        <w:t>key_findings_summary.txt</w:t>
+        <w:t>The key findings identified from the image 'test_report.png' were as follows: [extracted content]</w:t>
       </w:r>
     </w:p>
     <w:sectPr>
